--- a/Module 4/Module 4 Assignment.docx
+++ b/Module 4/Module 4 Assignment.docx
@@ -94,6 +94,7 @@
         <w:rPr>
           <w:b/>
           <w:bCs/>
+          <w:noProof/>
         </w:rPr>
         <w:drawing>
           <wp:inline distT="0" distB="0" distL="0" distR="0" wp14:anchorId="1546C6D6" wp14:editId="017507BD">
@@ -270,12 +271,13 @@
         <w:rPr>
           <w:b/>
           <w:bCs/>
+          <w:noProof/>
         </w:rPr>
         <w:drawing>
-          <wp:inline distT="0" distB="0" distL="0" distR="0" wp14:anchorId="5746BA1C" wp14:editId="2F75FBA9">
-            <wp:extent cx="5731510" cy="1419860"/>
-            <wp:effectExtent l="0" t="0" r="2540" b="8890"/>
-            <wp:docPr id="1939628469" name="Picture 9" descr="image">
+          <wp:inline distT="0" distB="0" distL="0" distR="0" wp14:anchorId="5746BA1C" wp14:editId="229AD452">
+            <wp:extent cx="5632536" cy="1419860"/>
+            <wp:effectExtent l="0" t="0" r="6350" b="8890"/>
+            <wp:docPr id="1939628469" name="Picture 9">
               <a:hlinkClick xmlns:a="http://schemas.openxmlformats.org/drawingml/2006/main" r:id="rId7" tgtFrame="&quot;_blank&quot;"/>
             </wp:docPr>
             <wp:cNvGraphicFramePr>
@@ -285,7 +287,7 @@
               <a:graphicData uri="http://schemas.openxmlformats.org/drawingml/2006/picture">
                 <pic:pic xmlns:pic="http://schemas.openxmlformats.org/drawingml/2006/picture">
                   <pic:nvPicPr>
-                    <pic:cNvPr id="0" name="Picture 63" descr="image">
+                    <pic:cNvPr id="1939628469" name="Picture 9">
                       <a:hlinkClick r:id="rId7" tgtFrame="&quot;_blank&quot;"/>
                     </pic:cNvPr>
                     <pic:cNvPicPr>
@@ -300,7 +302,6 @@
                         </a:ext>
                       </a:extLst>
                     </a:blip>
-                    <a:srcRect/>
                     <a:stretch>
                       <a:fillRect/>
                     </a:stretch>
@@ -308,7 +309,7 @@
                   <pic:spPr bwMode="auto">
                     <a:xfrm>
                       <a:off x="0" y="0"/>
-                      <a:ext cx="5731510" cy="1419860"/>
+                      <a:ext cx="5632536" cy="1419860"/>
                     </a:xfrm>
                     <a:prstGeom prst="rect">
                       <a:avLst/>
@@ -461,6 +462,7 @@
         <w:rPr>
           <w:b/>
           <w:bCs/>
+          <w:noProof/>
         </w:rPr>
         <w:drawing>
           <wp:inline distT="0" distB="0" distL="0" distR="0" wp14:anchorId="4F5EB11E" wp14:editId="05C00722">
@@ -669,6 +671,7 @@
         <w:rPr>
           <w:b/>
           <w:bCs/>
+          <w:noProof/>
         </w:rPr>
         <w:drawing>
           <wp:inline distT="0" distB="0" distL="0" distR="0" wp14:anchorId="7EBDA9C8" wp14:editId="0788F46D">
@@ -873,6 +876,7 @@
         <w:rPr>
           <w:b/>
           <w:bCs/>
+          <w:noProof/>
         </w:rPr>
         <w:drawing>
           <wp:inline distT="0" distB="0" distL="0" distR="0" wp14:anchorId="4D274E59" wp14:editId="25D19EBA">
@@ -2195,19 +2199,7 @@
           <w:rPr>
             <w:rStyle w:val="Hyperlink"/>
           </w:rPr>
-          <w:t>https://github.</w:t>
-        </w:r>
-        <w:r>
-          <w:rPr>
-            <w:rStyle w:val="Hyperlink"/>
-          </w:rPr>
-          <w:t>c</w:t>
-        </w:r>
-        <w:r>
-          <w:rPr>
-            <w:rStyle w:val="Hyperlink"/>
-          </w:rPr>
-          <w:t>om/dibya888/Ostad-SQA-Assignment/tree/master/Module%204</w:t>
+          <w:t>https://github.com/dibya888/Ostad-SQA-Assignment/tree/master/Module%204</w:t>
         </w:r>
       </w:hyperlink>
     </w:p>
@@ -3073,6 +3065,7 @@
   <w:style w:type="character" w:default="1" w:styleId="DefaultParagraphFont">
     <w:name w:val="Default Paragraph Font"/>
     <w:uiPriority w:val="1"/>
+    <w:semiHidden/>
     <w:unhideWhenUsed/>
   </w:style>
   <w:style w:type="table" w:default="1" w:styleId="TableNormal">
